--- a/Bitacora/Bitacora_experimentos_3.docx
+++ b/Bitacora/Bitacora_experimentos_3.docx
@@ -2,6 +2,24 @@
 <file path=word/document.xml><?xml version="1.0" encoding="utf-8"?>
 <w:document xmlns:wpc="http://schemas.microsoft.com/office/word/2010/wordprocessingCanvas" xmlns:cx="http://schemas.microsoft.com/office/drawing/2014/chartex" xmlns:cx1="http://schemas.microsoft.com/office/drawing/2015/9/8/chartex" xmlns:cx2="http://schemas.microsoft.com/office/drawing/2015/10/21/chartex" xmlns:cx3="http://schemas.microsoft.com/office/drawing/2016/5/9/chartex" xmlns:cx4="http://schemas.microsoft.com/office/drawing/2016/5/10/chartex" xmlns:cx5="http://schemas.microsoft.com/office/drawing/2016/5/11/chartex" xmlns:cx6="http://schemas.microsoft.com/office/drawing/2016/5/12/chartex" xmlns:cx7="http://schemas.microsoft.com/office/drawing/2016/5/13/chartex" xmlns:cx8="http://schemas.microsoft.com/office/drawing/2016/5/14/chartex" xmlns:mc="http://schemas.openxmlformats.org/markup-compatibility/2006" xmlns:aink="http://schemas.microsoft.com/office/drawing/2016/ink" xmlns:am3d="http://schemas.microsoft.com/office/drawing/2017/model3d" xmlns:o="urn:schemas-microsoft-com:office:office" xmlns:oel="http://schemas.microsoft.com/office/2019/extlst" xmlns:r="http://schemas.openxmlformats.org/officeDocument/2006/relationships" xmlns:m="http://schemas.openxmlformats.org/officeDocument/2006/math" xmlns:v="urn:schemas-microsoft-com:vml" xmlns:wp14="http://schemas.microsoft.com/office/word/2010/wordprocessingDrawing" xmlns:wp="http://schemas.openxmlformats.org/drawingml/2006/wordprocessingDrawing" xmlns:w10="urn:schemas-microsoft-com:office:word" xmlns:w="http://schemas.openxmlformats.org/wordprocessingml/2006/main" xmlns:w14="http://schemas.microsoft.com/office/word/2010/wordml" xmlns:w15="http://schemas.microsoft.com/office/word/2012/wordml" xmlns:w16cex="http://schemas.microsoft.com/office/word/2018/wordml/cex" xmlns:w16cid="http://schemas.microsoft.com/office/word/2016/wordml/cid" xmlns:w16="http://schemas.microsoft.com/office/word/2018/wordml" xmlns:w16du="http://schemas.microsoft.com/office/word/2023/wordml/word16du" xmlns:w16sdtdh="http://schemas.microsoft.com/office/word/2020/wordml/sdtdatahash" xmlns:w16sdtfl="http://schemas.microsoft.com/office/word/2024/wordml/sdtformatlock" xmlns:w16se="http://schemas.microsoft.com/office/word/2015/wordml/symex" xmlns:wpg="http://schemas.microsoft.com/office/word/2010/wordprocessingGroup" xmlns:wpi="http://schemas.microsoft.com/office/word/2010/wordprocessingInk" xmlns:wne="http://schemas.microsoft.com/office/word/2006/wordml" xmlns:wps="http://schemas.microsoft.com/office/word/2010/wordprocessingShape" mc:Ignorable="w14 w15 w16se w16cid w16 w16cex w16sdtdh w16sdtfl w16du wp14">
   <w:body>
+    <w:p>
+      <w:pPr>
+        <w:jc w:val="center"/>
+        <w:rPr>
+          <w:b/>
+          <w:bCs/>
+          <w:u w:val="single"/>
+        </w:rPr>
+      </w:pPr>
+      <w:r>
+        <w:rPr>
+          <w:b/>
+          <w:bCs/>
+          <w:u w:val="single"/>
+        </w:rPr>
+        <w:t>Experimento 3</w:t>
+      </w:r>
+    </w:p>
     <w:tbl>
       <w:tblPr>
         <w:tblStyle w:val="TableGrid"/>
@@ -217,7 +235,16 @@
           <w:szCs w:val="20"/>
           <w:lang w:val="es-PE"/>
         </w:rPr>
-        <w:t>Opcion 1:</w:t>
+        <w:t>Linea</w:t>
+      </w:r>
+      <w:r>
+        <w:rPr>
+          <w:rFonts w:ascii="Arial" w:hAnsi="Arial" w:cs="Arial"/>
+          <w:sz w:val="20"/>
+          <w:szCs w:val="20"/>
+          <w:lang w:val="es-PE"/>
+        </w:rPr>
+        <w:t xml:space="preserve"> 1:</w:t>
       </w:r>
     </w:p>
     <w:p>
@@ -293,7 +320,16 @@
           <w:szCs w:val="20"/>
           <w:lang w:val="es-PE"/>
         </w:rPr>
-        <w:t>Opcion 2:</w:t>
+        <w:t xml:space="preserve">Linea </w:t>
+      </w:r>
+      <w:r>
+        <w:rPr>
+          <w:rFonts w:ascii="Arial" w:hAnsi="Arial" w:cs="Arial"/>
+          <w:sz w:val="20"/>
+          <w:szCs w:val="20"/>
+          <w:lang w:val="es-PE"/>
+        </w:rPr>
+        <w:t>2:</w:t>
       </w:r>
     </w:p>
     <w:p>
@@ -362,28 +398,526 @@
           <w:lang w:val="es-PE"/>
         </w:rPr>
       </w:pPr>
-    </w:p>
-    <w:p>
-      <w:pPr>
-        <w:pStyle w:val="NoSpacing"/>
-        <w:rPr>
-          <w:rFonts w:ascii="Arial" w:hAnsi="Arial" w:cs="Arial"/>
-          <w:sz w:val="20"/>
-          <w:szCs w:val="20"/>
-          <w:lang w:val="es-PE"/>
-        </w:rPr>
-      </w:pPr>
-    </w:p>
-    <w:p>
-      <w:pPr>
-        <w:pStyle w:val="NoSpacing"/>
-        <w:rPr>
-          <w:rFonts w:ascii="Arial" w:hAnsi="Arial" w:cs="Arial"/>
-          <w:sz w:val="20"/>
-          <w:szCs w:val="20"/>
-          <w:lang w:val="es-PE"/>
-        </w:rPr>
-      </w:pPr>
+      <w:r>
+        <w:rPr>
+          <w:rFonts w:ascii="Arial" w:hAnsi="Arial" w:cs="Arial"/>
+          <w:sz w:val="20"/>
+          <w:szCs w:val="20"/>
+          <w:lang w:val="es-PE"/>
+        </w:rPr>
+        <w:t>Conclusion:</w:t>
+      </w:r>
+    </w:p>
+    <w:p>
+      <w:pPr>
+        <w:pStyle w:val="NoSpacing"/>
+        <w:rPr>
+          <w:rFonts w:ascii="Arial" w:hAnsi="Arial" w:cs="Arial"/>
+          <w:sz w:val="20"/>
+          <w:szCs w:val="20"/>
+          <w:lang w:val="es-PE"/>
+        </w:rPr>
+      </w:pPr>
+    </w:p>
+    <w:p>
+      <w:pPr>
+        <w:pStyle w:val="NoSpacing"/>
+        <w:numPr>
+          <w:ilvl w:val="0"/>
+          <w:numId w:val="5"/>
+        </w:numPr>
+        <w:rPr>
+          <w:rFonts w:ascii="Arial" w:hAnsi="Arial" w:cs="Arial"/>
+          <w:sz w:val="20"/>
+          <w:szCs w:val="20"/>
+          <w:lang w:val="es-PE"/>
+        </w:rPr>
+      </w:pPr>
+      <w:r>
+        <w:rPr>
+          <w:rFonts w:ascii="Arial" w:hAnsi="Arial" w:cs="Arial"/>
+          <w:sz w:val="20"/>
+          <w:szCs w:val="20"/>
+          <w:lang w:val="es-PE"/>
+        </w:rPr>
+        <w:t>Experimentalmente se vieron mejores resultados con la Linea 2 vs. Linea 1.</w:t>
+      </w:r>
+    </w:p>
+    <w:p>
+      <w:pPr>
+        <w:pStyle w:val="NoSpacing"/>
+        <w:rPr>
+          <w:rFonts w:ascii="Arial" w:hAnsi="Arial" w:cs="Arial"/>
+          <w:sz w:val="20"/>
+          <w:szCs w:val="20"/>
+          <w:lang w:val="es-PE"/>
+        </w:rPr>
+      </w:pPr>
+    </w:p>
+    <w:p>
+      <w:pPr>
+        <w:pStyle w:val="NoSpacing"/>
+        <w:rPr>
+          <w:rFonts w:ascii="Arial" w:hAnsi="Arial" w:cs="Arial"/>
+          <w:sz w:val="20"/>
+          <w:szCs w:val="20"/>
+          <w:lang w:val="es-PE"/>
+        </w:rPr>
+      </w:pPr>
+      <w:r>
+        <w:rPr>
+          <w:rFonts w:ascii="Arial" w:hAnsi="Arial" w:cs="Arial"/>
+          <w:sz w:val="20"/>
+          <w:szCs w:val="20"/>
+          <w:lang w:val="es-PE"/>
+        </w:rPr>
+        <w:t>Siguiente paso:</w:t>
+      </w:r>
+    </w:p>
+    <w:p>
+      <w:pPr>
+        <w:pStyle w:val="NoSpacing"/>
+        <w:rPr>
+          <w:rFonts w:ascii="Arial" w:hAnsi="Arial" w:cs="Arial"/>
+          <w:sz w:val="20"/>
+          <w:szCs w:val="20"/>
+          <w:lang w:val="es-PE"/>
+        </w:rPr>
+      </w:pPr>
+    </w:p>
+    <w:p>
+      <w:pPr>
+        <w:pStyle w:val="NoSpacing"/>
+        <w:numPr>
+          <w:ilvl w:val="0"/>
+          <w:numId w:val="5"/>
+        </w:numPr>
+        <w:rPr>
+          <w:rFonts w:ascii="Arial" w:hAnsi="Arial" w:cs="Arial"/>
+          <w:sz w:val="20"/>
+          <w:szCs w:val="20"/>
+          <w:lang w:val="es-PE"/>
+        </w:rPr>
+      </w:pPr>
+      <w:r>
+        <w:rPr>
+          <w:rFonts w:ascii="Arial" w:hAnsi="Arial" w:cs="Arial"/>
+          <w:sz w:val="20"/>
+          <w:szCs w:val="20"/>
+          <w:lang w:val="es-PE"/>
+        </w:rPr>
+        <w:t>Continuamos entoncs ahora experimento con la Linea 2 como metodo de estimación de posiciones basado en las orietnaciones para n&gt;3. Por lo que ahora se trabajará en la OPTIMIZACION de las orientaciones apropiadaas a fin de obtener el mejor resultado en terminos de RMS.</w:t>
+      </w:r>
+    </w:p>
+    <w:p>
+      <w:pPr>
+        <w:pStyle w:val="NoSpacing"/>
+        <w:rPr>
+          <w:rFonts w:ascii="Arial" w:hAnsi="Arial" w:cs="Arial"/>
+          <w:sz w:val="20"/>
+          <w:szCs w:val="20"/>
+          <w:lang w:val="es-PE"/>
+        </w:rPr>
+      </w:pPr>
+    </w:p>
+    <w:p>
+      <w:pPr>
+        <w:pStyle w:val="NoSpacing"/>
+        <w:rPr>
+          <w:rFonts w:ascii="Arial" w:hAnsi="Arial" w:cs="Arial"/>
+          <w:sz w:val="20"/>
+          <w:szCs w:val="20"/>
+          <w:lang w:val="es-PE"/>
+        </w:rPr>
+      </w:pPr>
+      <w:r>
+        <w:rPr>
+          <w:rFonts w:ascii="Arial" w:hAnsi="Arial" w:cs="Arial"/>
+          <w:sz w:val="20"/>
+          <w:szCs w:val="20"/>
+          <w:lang w:val="es-PE"/>
+        </w:rPr>
+        <w:t>OPTIMIZACIÓN BASADO EN ALGORITMOS GENÉTICOS</w:t>
+      </w:r>
+    </w:p>
+    <w:p>
+      <w:pPr>
+        <w:pStyle w:val="NoSpacing"/>
+        <w:rPr>
+          <w:rFonts w:ascii="Arial" w:hAnsi="Arial" w:cs="Arial"/>
+          <w:sz w:val="20"/>
+          <w:szCs w:val="20"/>
+          <w:lang w:val="es-PE"/>
+        </w:rPr>
+      </w:pPr>
+    </w:p>
+    <w:p>
+      <w:pPr>
+        <w:pStyle w:val="NoSpacing"/>
+        <w:rPr>
+          <w:rFonts w:ascii="Arial" w:hAnsi="Arial" w:cs="Arial"/>
+          <w:sz w:val="20"/>
+          <w:szCs w:val="20"/>
+          <w:lang w:val="es-PE"/>
+        </w:rPr>
+      </w:pPr>
+      <w:r>
+        <w:rPr>
+          <w:rFonts w:ascii="Arial" w:hAnsi="Arial" w:cs="Arial"/>
+          <w:sz w:val="20"/>
+          <w:szCs w:val="20"/>
+          <w:lang w:val="es-PE"/>
+        </w:rPr>
+        <w:t>Caso: n=4 (cuatro orientaciones)</w:t>
+      </w:r>
+    </w:p>
+    <w:p>
+      <w:pPr>
+        <w:pStyle w:val="NoSpacing"/>
+        <w:rPr>
+          <w:rFonts w:ascii="Arial" w:hAnsi="Arial" w:cs="Arial"/>
+          <w:sz w:val="20"/>
+          <w:szCs w:val="20"/>
+          <w:lang w:val="es-PE"/>
+        </w:rPr>
+      </w:pPr>
+    </w:p>
+    <w:p>
+      <w:pPr>
+        <w:pStyle w:val="NoSpacing"/>
+        <w:rPr>
+          <w:rFonts w:ascii="Arial" w:hAnsi="Arial" w:cs="Arial"/>
+          <w:sz w:val="20"/>
+          <w:szCs w:val="20"/>
+          <w:lang w:val="es-PE"/>
+        </w:rPr>
+      </w:pPr>
+      <w:r>
+        <w:rPr>
+          <w:rFonts w:ascii="Arial" w:hAnsi="Arial" w:cs="Arial"/>
+          <w:sz w:val="20"/>
+          <w:szCs w:val="20"/>
+          <w:lang w:val="es-PE"/>
+        </w:rPr>
+        <w:drawing>
+          <wp:inline distT="0" distB="0" distL="0" distR="0" wp14:anchorId="2ADA1425" wp14:editId="083B9720">
+            <wp:extent cx="4143375" cy="3615510"/>
+            <wp:effectExtent l="0" t="0" r="0" b="4445"/>
+            <wp:docPr id="592154053" name="Picture 1" descr="A graph with red and blue dots&#10;&#10;AI-generated content may be incorrect."/>
+            <wp:cNvGraphicFramePr>
+              <a:graphicFrameLocks xmlns:a="http://schemas.openxmlformats.org/drawingml/2006/main" noChangeAspect="1"/>
+            </wp:cNvGraphicFramePr>
+            <a:graphic xmlns:a="http://schemas.openxmlformats.org/drawingml/2006/main">
+              <a:graphicData uri="http://schemas.openxmlformats.org/drawingml/2006/picture">
+                <pic:pic xmlns:pic="http://schemas.openxmlformats.org/drawingml/2006/picture">
+                  <pic:nvPicPr>
+                    <pic:cNvPr id="592154053" name="Picture 1" descr="A graph with red and blue dots&#10;&#10;AI-generated content may be incorrect."/>
+                    <pic:cNvPicPr/>
+                  </pic:nvPicPr>
+                  <pic:blipFill>
+                    <a:blip r:embed="rId5"/>
+                    <a:stretch>
+                      <a:fillRect/>
+                    </a:stretch>
+                  </pic:blipFill>
+                  <pic:spPr>
+                    <a:xfrm>
+                      <a:off x="0" y="0"/>
+                      <a:ext cx="4148308" cy="3619815"/>
+                    </a:xfrm>
+                    <a:prstGeom prst="rect">
+                      <a:avLst/>
+                    </a:prstGeom>
+                  </pic:spPr>
+                </pic:pic>
+              </a:graphicData>
+            </a:graphic>
+          </wp:inline>
+        </w:drawing>
+      </w:r>
+    </w:p>
+    <w:p>
+      <w:pPr>
+        <w:pStyle w:val="NoSpacing"/>
+        <w:rPr>
+          <w:rFonts w:ascii="Arial" w:hAnsi="Arial" w:cs="Arial"/>
+          <w:sz w:val="20"/>
+          <w:szCs w:val="20"/>
+          <w:lang w:val="es-PE"/>
+        </w:rPr>
+      </w:pPr>
+    </w:p>
+    <w:p>
+      <w:pPr>
+        <w:pStyle w:val="NoSpacing"/>
+        <w:rPr>
+          <w:rFonts w:ascii="Arial" w:hAnsi="Arial" w:cs="Arial"/>
+          <w:sz w:val="20"/>
+          <w:szCs w:val="20"/>
+          <w:lang w:val="es-PE"/>
+        </w:rPr>
+      </w:pPr>
+    </w:p>
+    <w:p>
+      <w:pPr>
+        <w:pStyle w:val="NoSpacing"/>
+        <w:rPr>
+          <w:rFonts w:ascii="Arial" w:hAnsi="Arial" w:cs="Arial"/>
+          <w:sz w:val="20"/>
+          <w:szCs w:val="20"/>
+          <w:lang w:val="es-PE"/>
+        </w:rPr>
+      </w:pPr>
+    </w:p>
+    <w:p>
+      <w:pPr>
+        <w:pStyle w:val="NoSpacing"/>
+        <w:rPr>
+          <w:rFonts w:ascii="Arial" w:hAnsi="Arial" w:cs="Arial"/>
+          <w:sz w:val="20"/>
+          <w:szCs w:val="20"/>
+          <w:lang w:val="es-PE"/>
+        </w:rPr>
+      </w:pPr>
+    </w:p>
+    <w:p>
+      <w:pPr>
+        <w:pStyle w:val="NoSpacing"/>
+        <w:rPr>
+          <w:rFonts w:ascii="Arial" w:hAnsi="Arial" w:cs="Arial"/>
+          <w:sz w:val="20"/>
+          <w:szCs w:val="20"/>
+          <w:lang w:val="es-PE"/>
+        </w:rPr>
+      </w:pPr>
+      <w:r>
+        <w:rPr>
+          <w:rFonts w:ascii="Arial" w:hAnsi="Arial" w:cs="Arial"/>
+          <w:sz w:val="20"/>
+          <w:szCs w:val="20"/>
+          <w:lang w:val="es-PE"/>
+        </w:rPr>
+        <w:drawing>
+          <wp:inline distT="0" distB="0" distL="0" distR="0" wp14:anchorId="773A14A7" wp14:editId="334C1E05">
+            <wp:extent cx="4114800" cy="4258423"/>
+            <wp:effectExtent l="0" t="0" r="0" b="8890"/>
+            <wp:docPr id="126508355" name="Picture 1" descr="A graph of a graph&#10;&#10;AI-generated content may be incorrect."/>
+            <wp:cNvGraphicFramePr>
+              <a:graphicFrameLocks xmlns:a="http://schemas.openxmlformats.org/drawingml/2006/main" noChangeAspect="1"/>
+            </wp:cNvGraphicFramePr>
+            <a:graphic xmlns:a="http://schemas.openxmlformats.org/drawingml/2006/main">
+              <a:graphicData uri="http://schemas.openxmlformats.org/drawingml/2006/picture">
+                <pic:pic xmlns:pic="http://schemas.openxmlformats.org/drawingml/2006/picture">
+                  <pic:nvPicPr>
+                    <pic:cNvPr id="126508355" name="Picture 1" descr="A graph of a graph&#10;&#10;AI-generated content may be incorrect."/>
+                    <pic:cNvPicPr/>
+                  </pic:nvPicPr>
+                  <pic:blipFill>
+                    <a:blip r:embed="rId6"/>
+                    <a:stretch>
+                      <a:fillRect/>
+                    </a:stretch>
+                  </pic:blipFill>
+                  <pic:spPr>
+                    <a:xfrm>
+                      <a:off x="0" y="0"/>
+                      <a:ext cx="4117444" cy="4261159"/>
+                    </a:xfrm>
+                    <a:prstGeom prst="rect">
+                      <a:avLst/>
+                    </a:prstGeom>
+                  </pic:spPr>
+                </pic:pic>
+              </a:graphicData>
+            </a:graphic>
+          </wp:inline>
+        </w:drawing>
+      </w:r>
+    </w:p>
+    <w:p>
+      <w:pPr>
+        <w:pStyle w:val="NoSpacing"/>
+        <w:rPr>
+          <w:rFonts w:ascii="Arial" w:hAnsi="Arial" w:cs="Arial"/>
+          <w:sz w:val="20"/>
+          <w:szCs w:val="20"/>
+          <w:lang w:val="es-PE"/>
+        </w:rPr>
+      </w:pPr>
+    </w:p>
+    <w:p>
+      <w:pPr>
+        <w:pStyle w:val="NoSpacing"/>
+        <w:rPr>
+          <w:rFonts w:ascii="Arial" w:hAnsi="Arial" w:cs="Arial"/>
+          <w:sz w:val="20"/>
+          <w:szCs w:val="20"/>
+          <w:lang w:val="es-PE"/>
+        </w:rPr>
+      </w:pPr>
+    </w:p>
+    <w:p>
+      <w:pPr>
+        <w:pStyle w:val="NoSpacing"/>
+        <w:rPr>
+          <w:rFonts w:ascii="Arial" w:hAnsi="Arial" w:cs="Arial"/>
+          <w:sz w:val="20"/>
+          <w:szCs w:val="20"/>
+          <w:lang w:val="es-PE"/>
+        </w:rPr>
+      </w:pPr>
+      <w:r>
+        <w:rPr>
+          <w:rFonts w:ascii="Arial" w:hAnsi="Arial" w:cs="Arial"/>
+          <w:sz w:val="20"/>
+          <w:szCs w:val="20"/>
+          <w:lang w:val="es-PE"/>
+        </w:rPr>
+        <w:t>N=5</w:t>
+      </w:r>
+    </w:p>
+    <w:p>
+      <w:pPr>
+        <w:pStyle w:val="NoSpacing"/>
+        <w:rPr>
+          <w:rFonts w:ascii="Arial" w:hAnsi="Arial" w:cs="Arial"/>
+          <w:sz w:val="20"/>
+          <w:szCs w:val="20"/>
+          <w:lang w:val="es-PE"/>
+        </w:rPr>
+      </w:pPr>
+    </w:p>
+    <w:p>
+      <w:pPr>
+        <w:pStyle w:val="NoSpacing"/>
+        <w:rPr>
+          <w:rFonts w:ascii="Arial" w:hAnsi="Arial" w:cs="Arial"/>
+          <w:sz w:val="20"/>
+          <w:szCs w:val="20"/>
+          <w:lang w:val="es-PE"/>
+        </w:rPr>
+      </w:pPr>
+    </w:p>
+    <w:p>
+      <w:pPr>
+        <w:pStyle w:val="NoSpacing"/>
+        <w:rPr>
+          <w:rFonts w:ascii="Arial" w:hAnsi="Arial" w:cs="Arial"/>
+          <w:sz w:val="20"/>
+          <w:szCs w:val="20"/>
+          <w:lang w:val="es-PE"/>
+        </w:rPr>
+      </w:pPr>
+      <w:r>
+        <w:rPr>
+          <w:rFonts w:ascii="Arial" w:hAnsi="Arial" w:cs="Arial"/>
+          <w:sz w:val="20"/>
+          <w:szCs w:val="20"/>
+          <w:lang w:val="es-PE"/>
+        </w:rPr>
+        <w:lastRenderedPageBreak/>
+        <w:drawing>
+          <wp:inline distT="0" distB="0" distL="0" distR="0" wp14:anchorId="1116951B" wp14:editId="2DF8658E">
+            <wp:extent cx="5068007" cy="5077534"/>
+            <wp:effectExtent l="0" t="0" r="0" b="8890"/>
+            <wp:docPr id="869046084" name="Picture 1" descr="A graph of a graph&#10;&#10;AI-generated content may be incorrect."/>
+            <wp:cNvGraphicFramePr>
+              <a:graphicFrameLocks xmlns:a="http://schemas.openxmlformats.org/drawingml/2006/main" noChangeAspect="1"/>
+            </wp:cNvGraphicFramePr>
+            <a:graphic xmlns:a="http://schemas.openxmlformats.org/drawingml/2006/main">
+              <a:graphicData uri="http://schemas.openxmlformats.org/drawingml/2006/picture">
+                <pic:pic xmlns:pic="http://schemas.openxmlformats.org/drawingml/2006/picture">
+                  <pic:nvPicPr>
+                    <pic:cNvPr id="869046084" name="Picture 1" descr="A graph of a graph&#10;&#10;AI-generated content may be incorrect."/>
+                    <pic:cNvPicPr/>
+                  </pic:nvPicPr>
+                  <pic:blipFill>
+                    <a:blip r:embed="rId7"/>
+                    <a:stretch>
+                      <a:fillRect/>
+                    </a:stretch>
+                  </pic:blipFill>
+                  <pic:spPr>
+                    <a:xfrm>
+                      <a:off x="0" y="0"/>
+                      <a:ext cx="5068007" cy="5077534"/>
+                    </a:xfrm>
+                    <a:prstGeom prst="rect">
+                      <a:avLst/>
+                    </a:prstGeom>
+                  </pic:spPr>
+                </pic:pic>
+              </a:graphicData>
+            </a:graphic>
+          </wp:inline>
+        </w:drawing>
+      </w:r>
+    </w:p>
+    <w:p>
+      <w:pPr>
+        <w:pStyle w:val="NoSpacing"/>
+        <w:rPr>
+          <w:rFonts w:ascii="Arial" w:hAnsi="Arial" w:cs="Arial"/>
+          <w:sz w:val="20"/>
+          <w:szCs w:val="20"/>
+          <w:lang w:val="es-PE"/>
+        </w:rPr>
+      </w:pPr>
+    </w:p>
+    <w:p>
+      <w:pPr>
+        <w:pStyle w:val="NoSpacing"/>
+        <w:rPr>
+          <w:rFonts w:ascii="Arial" w:hAnsi="Arial" w:cs="Arial"/>
+          <w:sz w:val="20"/>
+          <w:szCs w:val="20"/>
+          <w:lang w:val="es-PE"/>
+        </w:rPr>
+      </w:pPr>
+      <w:r>
+        <w:rPr>
+          <w:rFonts w:ascii="Arial" w:hAnsi="Arial" w:cs="Arial"/>
+          <w:sz w:val="20"/>
+          <w:szCs w:val="20"/>
+          <w:lang w:val="es-PE"/>
+        </w:rPr>
+        <w:lastRenderedPageBreak/>
+        <w:drawing>
+          <wp:inline distT="0" distB="0" distL="0" distR="0" wp14:anchorId="5044C0C2" wp14:editId="39785836">
+            <wp:extent cx="5134692" cy="4572638"/>
+            <wp:effectExtent l="0" t="0" r="8890" b="0"/>
+            <wp:docPr id="1361187245" name="Picture 1" descr="A graph with red and blue dots&#10;&#10;AI-generated content may be incorrect."/>
+            <wp:cNvGraphicFramePr>
+              <a:graphicFrameLocks xmlns:a="http://schemas.openxmlformats.org/drawingml/2006/main" noChangeAspect="1"/>
+            </wp:cNvGraphicFramePr>
+            <a:graphic xmlns:a="http://schemas.openxmlformats.org/drawingml/2006/main">
+              <a:graphicData uri="http://schemas.openxmlformats.org/drawingml/2006/picture">
+                <pic:pic xmlns:pic="http://schemas.openxmlformats.org/drawingml/2006/picture">
+                  <pic:nvPicPr>
+                    <pic:cNvPr id="1361187245" name="Picture 1" descr="A graph with red and blue dots&#10;&#10;AI-generated content may be incorrect."/>
+                    <pic:cNvPicPr/>
+                  </pic:nvPicPr>
+                  <pic:blipFill>
+                    <a:blip r:embed="rId8"/>
+                    <a:stretch>
+                      <a:fillRect/>
+                    </a:stretch>
+                  </pic:blipFill>
+                  <pic:spPr>
+                    <a:xfrm>
+                      <a:off x="0" y="0"/>
+                      <a:ext cx="5134692" cy="4572638"/>
+                    </a:xfrm>
+                    <a:prstGeom prst="rect">
+                      <a:avLst/>
+                    </a:prstGeom>
+                  </pic:spPr>
+                </pic:pic>
+              </a:graphicData>
+            </a:graphic>
+          </wp:inline>
+        </w:drawing>
+      </w:r>
     </w:p>
     <w:sectPr>
       <w:pgSz w:w="11906" w:h="16838" w:code="9"/>
@@ -822,6 +1356,119 @@
       </w:rPr>
     </w:lvl>
   </w:abstractNum>
+  <w:abstractNum w:abstractNumId="4" w15:restartNumberingAfterBreak="0">
+    <w:nsid w:val="77EF52BF"/>
+    <w:multiLevelType w:val="hybridMultilevel"/>
+    <w:tmpl w:val="1EECBB78"/>
+    <w:lvl w:ilvl="0" w:tplc="04090001">
+      <w:start w:val="1"/>
+      <w:numFmt w:val="bullet"/>
+      <w:lvlText w:val=""/>
+      <w:lvlJc w:val="left"/>
+      <w:pPr>
+        <w:ind w:left="720" w:hanging="360"/>
+      </w:pPr>
+      <w:rPr>
+        <w:rFonts w:ascii="Symbol" w:hAnsi="Symbol" w:hint="default"/>
+      </w:rPr>
+    </w:lvl>
+    <w:lvl w:ilvl="1" w:tplc="04090003" w:tentative="1">
+      <w:start w:val="1"/>
+      <w:numFmt w:val="bullet"/>
+      <w:lvlText w:val="o"/>
+      <w:lvlJc w:val="left"/>
+      <w:pPr>
+        <w:ind w:left="1440" w:hanging="360"/>
+      </w:pPr>
+      <w:rPr>
+        <w:rFonts w:ascii="Courier New" w:hAnsi="Courier New" w:cs="Courier New" w:hint="default"/>
+      </w:rPr>
+    </w:lvl>
+    <w:lvl w:ilvl="2" w:tplc="04090005" w:tentative="1">
+      <w:start w:val="1"/>
+      <w:numFmt w:val="bullet"/>
+      <w:lvlText w:val=""/>
+      <w:lvlJc w:val="left"/>
+      <w:pPr>
+        <w:ind w:left="2160" w:hanging="360"/>
+      </w:pPr>
+      <w:rPr>
+        <w:rFonts w:ascii="Wingdings" w:hAnsi="Wingdings" w:hint="default"/>
+      </w:rPr>
+    </w:lvl>
+    <w:lvl w:ilvl="3" w:tplc="04090001" w:tentative="1">
+      <w:start w:val="1"/>
+      <w:numFmt w:val="bullet"/>
+      <w:lvlText w:val=""/>
+      <w:lvlJc w:val="left"/>
+      <w:pPr>
+        <w:ind w:left="2880" w:hanging="360"/>
+      </w:pPr>
+      <w:rPr>
+        <w:rFonts w:ascii="Symbol" w:hAnsi="Symbol" w:hint="default"/>
+      </w:rPr>
+    </w:lvl>
+    <w:lvl w:ilvl="4" w:tplc="04090003" w:tentative="1">
+      <w:start w:val="1"/>
+      <w:numFmt w:val="bullet"/>
+      <w:lvlText w:val="o"/>
+      <w:lvlJc w:val="left"/>
+      <w:pPr>
+        <w:ind w:left="3600" w:hanging="360"/>
+      </w:pPr>
+      <w:rPr>
+        <w:rFonts w:ascii="Courier New" w:hAnsi="Courier New" w:cs="Courier New" w:hint="default"/>
+      </w:rPr>
+    </w:lvl>
+    <w:lvl w:ilvl="5" w:tplc="04090005" w:tentative="1">
+      <w:start w:val="1"/>
+      <w:numFmt w:val="bullet"/>
+      <w:lvlText w:val=""/>
+      <w:lvlJc w:val="left"/>
+      <w:pPr>
+        <w:ind w:left="4320" w:hanging="360"/>
+      </w:pPr>
+      <w:rPr>
+        <w:rFonts w:ascii="Wingdings" w:hAnsi="Wingdings" w:hint="default"/>
+      </w:rPr>
+    </w:lvl>
+    <w:lvl w:ilvl="6" w:tplc="04090001" w:tentative="1">
+      <w:start w:val="1"/>
+      <w:numFmt w:val="bullet"/>
+      <w:lvlText w:val=""/>
+      <w:lvlJc w:val="left"/>
+      <w:pPr>
+        <w:ind w:left="5040" w:hanging="360"/>
+      </w:pPr>
+      <w:rPr>
+        <w:rFonts w:ascii="Symbol" w:hAnsi="Symbol" w:hint="default"/>
+      </w:rPr>
+    </w:lvl>
+    <w:lvl w:ilvl="7" w:tplc="04090003" w:tentative="1">
+      <w:start w:val="1"/>
+      <w:numFmt w:val="bullet"/>
+      <w:lvlText w:val="o"/>
+      <w:lvlJc w:val="left"/>
+      <w:pPr>
+        <w:ind w:left="5760" w:hanging="360"/>
+      </w:pPr>
+      <w:rPr>
+        <w:rFonts w:ascii="Courier New" w:hAnsi="Courier New" w:cs="Courier New" w:hint="default"/>
+      </w:rPr>
+    </w:lvl>
+    <w:lvl w:ilvl="8" w:tplc="04090005" w:tentative="1">
+      <w:start w:val="1"/>
+      <w:numFmt w:val="bullet"/>
+      <w:lvlText w:val=""/>
+      <w:lvlJc w:val="left"/>
+      <w:pPr>
+        <w:ind w:left="6480" w:hanging="360"/>
+      </w:pPr>
+      <w:rPr>
+        <w:rFonts w:ascii="Wingdings" w:hAnsi="Wingdings" w:hint="default"/>
+      </w:rPr>
+    </w:lvl>
+  </w:abstractNum>
   <w:num w:numId="1" w16cid:durableId="1943146441">
     <w:abstractNumId w:val="0"/>
   </w:num>
@@ -833,6 +1480,9 @@
   </w:num>
   <w:num w:numId="4" w16cid:durableId="589579420">
     <w:abstractNumId w:val="1"/>
+  </w:num>
+  <w:num w:numId="5" w16cid:durableId="1848474168">
+    <w:abstractNumId w:val="4"/>
   </w:num>
 </w:numbering>
 </file>
